--- a/NexusDocs/templates/requests/06_psychiatry.docx
+++ b/NexusDocs/templates/requests/06_psychiatry.docx
@@ -79,6 +79,10 @@
               </w:rPr>
             </w:pPr>
             <w:r>
+              <w:rPr>
+                <w:sz w:val="26"/>
+                <w:szCs w:val="26"/>
+              </w:rPr>
               <w:t>{{RECIPIENT_HEADER}}</w:t>
             </w:r>
           </w:p>
@@ -1408,7 +1412,7 @@
           <w:sz w:val="26"/>
           <w:szCs w:val="26"/>
         </w:rPr>
-        <w:t>, зарегистрированный и фактически проживающий по адресу:</w:t>
+        <w:t>, зарегистрированный по адресу:</w:t>
       </w:r>
       <w:r>
         <w:rPr>
@@ -1702,7 +1706,7 @@
           <w:sz w:val="26"/>
           <w:szCs w:val="26"/>
         </w:rPr>
-        <w:t>Следователь</w:t>
+        <w:t xml:space="preserve">{{INVESTIGATOR_POSITION_LONG}}</w:t>
       </w:r>
       <w:r>
         <w:rPr>
@@ -1710,7 +1714,7 @@
           <w:sz w:val="26"/>
           <w:szCs w:val="26"/>
         </w:rPr>
-        <w:t xml:space="preserve"> военного следственного отдела </w:t>
+        <w:t xml:space="preserve"> </w:t>
       </w:r>
     </w:p>
     <w:p>
@@ -1765,7 +1769,7 @@
           <w:sz w:val="26"/>
           <w:szCs w:val="26"/>
         </w:rPr>
-        <w:t xml:space="preserve">лейтенант юстиции                                                                                      </w:t>
+        <w:t xml:space="preserve">{{INVESTIGATOR_RANK}}                                                                                      </w:t>
       </w:r>
       <w:r>
         <w:rPr>
@@ -1783,7 +1787,7 @@
           <w:sz w:val="26"/>
           <w:szCs w:val="26"/>
         </w:rPr>
-        <w:t xml:space="preserve">С.А. </w:t>
+        <w:t xml:space="preserve">{{INVESTIGATOR_INITIALS_SURNAME}}</w:t>
       </w:r>
       <w:proofErr w:type="spellStart"/>
       <w:r>
@@ -1792,7 +1796,7 @@
           <w:sz w:val="26"/>
           <w:szCs w:val="26"/>
         </w:rPr>
-        <w:t>Цомартов</w:t>
+        <w:t xml:space="preserve"/>
       </w:r>
       <w:proofErr w:type="spellEnd"/>
     </w:p>
